--- a/03_運用テンプレート/Word雛形/06_契約審査記録票_テンプレート.docx
+++ b/03_運用テンプレート/Word雛形/06_契約審査記録票_テンプレート.docx
@@ -661,7 +661,7 @@
                 <w:color w:val="000000"/>
                 <w:sz w:val="19"/>
               </w:rPr>
-              <w:t>塚原</w:t>
+              <w:t>管理部（塚原・業務委託が確認支援）</w:t>
             </w:r>
           </w:p>
         </w:tc>
